--- a/00-produto/01-visao-produto.docx
+++ b/00-produto/01-visao-produto.docx
@@ -891,13 +891,13 @@
     </w:p>
     <w:bookmarkEnd w:id="58"/>
     <w:bookmarkEnd w:id="59"/>
-    <w:bookmarkStart w:id="60" w:name="stakeholders"/>
+    <w:bookmarkStart w:id="60" w:name="partes-interessadas"/>
     <w:p>
       <w:pPr>
         <w:pStyle w:val="Heading2"/>
       </w:pPr>
       <w:r>
-        <w:t xml:space="preserve">6. Stakeholders</w:t>
+        <w:t xml:space="preserve">6. Partes Interessadas</w:t>
       </w:r>
     </w:p>
     <w:tbl>
